--- a/contracts/zzz-test-org-riverside-academy-proposal-qa-contract.docx
+++ b/contracts/zzz-test-org-riverside-academy-proposal-qa-contract.docx
@@ -382,7 +382,7 @@
         <w:rPr>
           <w:rFonts w:ascii="Calibri" w:hAnsi="Calibri" w:cs="" w:asciiTheme="minorAscii" w:hAnsiTheme="minorAscii" w:cstheme="minorBidi"/>
         </w:rPr>
-        <w:t>Contract Date: 9/3/2026</w:t>
+        <w:t>Contract Date: 9/8/2026</w:t>
       </w:r>
     </w:p>
     <w:p>
